--- a/_entregables/descripcion_publicitaria_seguros_zurich_bice.docx
+++ b/_entregables/descripcion_publicitaria_seguros_zurich_bice.docx
@@ -1522,7 +1522,7 @@
           <w:sz w:val="21"/>
           <w:szCs w:val="21"/>
         </w:rPr>
-        <w:t xml:space="preserve">Verificación automática con 622 comprobaciones sin fallas.</w:t>
+        <w:t xml:space="preserve">Verificación automática con 637 comprobaciones sin fallas.</w:t>
       </w:r>
     </w:p>
     <w:p>
@@ -1596,7 +1596,7 @@
           <w:sz w:val="21"/>
           <w:szCs w:val="21"/>
         </w:rPr>
-        <w:t xml:space="preserve">Marco de integración para cotizadores, pagos y denuncias, con indicador de pasos y medición por paso.</w:t>
+        <w:t xml:space="preserve">Marco de integración para cotizadores, pagos y denuncias: solo el formulario oficial, con la promoción o el aviso al lado, indicador de pasos y medición por paso.</w:t>
       </w:r>
     </w:p>
     <w:p>
@@ -1648,7 +1648,7 @@
           <w:sz w:val="21"/>
           <w:szCs w:val="21"/>
         </w:rPr>
-        <w:t xml:space="preserve">Integraciones: las herramientas oficiales de Zurich se activan desde Configuración una vez validadas con TI de Zurich. En esta propuesta se muestran en modo referencial.</w:t>
+        <w:t xml:space="preserve">Integraciones: SOAP, Celular Protegido, la denuncia de vehículo, la de vida, el reembolso y el pago cargan su formulario oficial dentro del sitio. Auto Digital, Hogar Fácil Plus y Protección Urgencias muestran su primera pantalla hasta que Zurich entregue la dirección de su formulario. Todo se valida con TI de Zurich antes de publicar.</w:t>
       </w:r>
     </w:p>
     <w:p>

--- a/_entregables/descripcion_publicitaria_seguros_zurich_bice.docx
+++ b/_entregables/descripcion_publicitaria_seguros_zurich_bice.docx
@@ -1522,7 +1522,7 @@
           <w:sz w:val="21"/>
           <w:szCs w:val="21"/>
         </w:rPr>
-        <w:t xml:space="preserve">Verificación automática con 637 comprobaciones sin fallas.</w:t>
+        <w:t xml:space="preserve">Verificación automática con 996 comprobaciones sin fallas, incluidas tres compras completas dentro del sitio.</w:t>
       </w:r>
     </w:p>
     <w:p>
@@ -1648,7 +1648,7 @@
           <w:sz w:val="21"/>
           <w:szCs w:val="21"/>
         </w:rPr>
-        <w:t xml:space="preserve">Integraciones: SOAP, Celular Protegido, la denuncia de vehículo, la de vida, el reembolso y el pago cargan su formulario oficial dentro del sitio. Auto Digital, Hogar Fácil Plus y Protección Urgencias muestran su primera pantalla hasta que Zurich entregue la dirección de su formulario. Todo se valida con TI de Zurich antes de publicar.</w:t>
+        <w:t xml:space="preserve">Integraciones: SOAP, Celular Protegido, la denuncia de vehículo, la de vida, el reembolso y el pago cargan su formulario oficial dentro del sitio. Auto Digital, Hogar Fácil Plus y Protección Urgencias se pueden cotizar y contratar de punta a punta con cotizadores de demostración (datos ficticios, sin cobro), que muestran la experiencia completa hasta que Zurich entregue la dirección de su formulario. Todo se valida con TI de Zurich antes de publicar.</w:t>
       </w:r>
     </w:p>
     <w:p>

--- a/_entregables/descripcion_publicitaria_seguros_zurich_bice.docx
+++ b/_entregables/descripcion_publicitaria_seguros_zurich_bice.docx
@@ -1249,7 +1249,7 @@
                 <w:sz w:val="18"/>
                 <w:szCs w:val="18"/>
               </w:rPr>
-              <w:t xml:space="preserve">Medición de páginas, clics y pasos</w:t>
+              <w:t xml:space="preserve">MatIAs, tu IA de seguros</w:t>
             </w:r>
           </w:p>
         </w:tc>
@@ -1279,7 +1279,7 @@
                 <w:sz w:val="18"/>
                 <w:szCs w:val="18"/>
               </w:rPr>
-              <w:t xml:space="preserve">—</w:t>
+              <w:t xml:space="preserve">Resuelve dudas y llega a su precio sin llenar un formulario</w:t>
             </w:r>
           </w:p>
         </w:tc>
@@ -1309,7 +1309,7 @@
                 <w:sz w:val="18"/>
                 <w:szCs w:val="18"/>
               </w:rPr>
-              <w:t xml:space="preserve">Saber dónde se cae cada flujo y cuánto convierte cada producto</w:t>
+              <w:t xml:space="preserve">Una segunda puerta a la venta y menos llamadas por trámites simples</w:t>
             </w:r>
           </w:p>
         </w:tc>
@@ -1345,6 +1345,103 @@
                 <w:sz w:val="18"/>
                 <w:szCs w:val="18"/>
               </w:rPr>
+              <w:t xml:space="preserve">Medición de páginas, clics y pasos</w:t>
+            </w:r>
+          </w:p>
+        </w:tc>
+        <w:tc>
+          <w:tcPr>
+            <w:tcW w:type="dxa" w:w="3300"/>
+            <w:tcBorders>
+              <w:top w:val="single" w:color="C9D2DC" w:sz="4"/>
+              <w:left w:val="single" w:color="C9D2DC" w:sz="4"/>
+              <w:bottom w:val="single" w:color="C9D2DC" w:sz="4"/>
+              <w:right w:val="single" w:color="C9D2DC" w:sz="4"/>
+            </w:tcBorders>
+            <w:shd w:fill="F3F5F6" w:color="auto" w:val="clear"/>
+            <w:tcMar>
+              <w:top w:type="dxa" w:w="60"/>
+              <w:left w:type="dxa" w:w="100"/>
+              <w:bottom w:type="dxa" w:w="60"/>
+              <w:right w:type="dxa" w:w="100"/>
+            </w:tcMar>
+          </w:tcPr>
+          <w:p>
+            <w:r>
+              <w:rPr>
+                <w:rFonts w:ascii="Arial" w:cs="Arial" w:eastAsia="Arial" w:hAnsi="Arial"/>
+                <w:b w:val="false"/>
+                <w:bCs w:val="false"/>
+                <w:color w:val="23366F"/>
+                <w:sz w:val="18"/>
+                <w:szCs w:val="18"/>
+              </w:rPr>
+              <w:t xml:space="preserve">—</w:t>
+            </w:r>
+          </w:p>
+        </w:tc>
+        <w:tc>
+          <w:tcPr>
+            <w:tcW w:type="dxa" w:w="3338"/>
+            <w:tcBorders>
+              <w:top w:val="single" w:color="C9D2DC" w:sz="4"/>
+              <w:left w:val="single" w:color="C9D2DC" w:sz="4"/>
+              <w:bottom w:val="single" w:color="C9D2DC" w:sz="4"/>
+              <w:right w:val="single" w:color="C9D2DC" w:sz="4"/>
+            </w:tcBorders>
+            <w:shd w:fill="F3F5F6" w:color="auto" w:val="clear"/>
+            <w:tcMar>
+              <w:top w:type="dxa" w:w="60"/>
+              <w:left w:type="dxa" w:w="100"/>
+              <w:bottom w:type="dxa" w:w="60"/>
+              <w:right w:type="dxa" w:w="100"/>
+            </w:tcMar>
+          </w:tcPr>
+          <w:p>
+            <w:r>
+              <w:rPr>
+                <w:rFonts w:ascii="Arial" w:cs="Arial" w:eastAsia="Arial" w:hAnsi="Arial"/>
+                <w:b w:val="false"/>
+                <w:bCs w:val="false"/>
+                <w:color w:val="23366F"/>
+                <w:sz w:val="18"/>
+                <w:szCs w:val="18"/>
+              </w:rPr>
+              <w:t xml:space="preserve">Saber dónde se cae cada flujo y cuánto convierte cada producto</w:t>
+            </w:r>
+          </w:p>
+        </w:tc>
+      </w:tr>
+      <w:tr>
+        <w:trPr>
+          <w:tblHeader w:val="false"/>
+        </w:trPr>
+        <w:tc>
+          <w:tcPr>
+            <w:tcW w:type="dxa" w:w="3000"/>
+            <w:tcBorders>
+              <w:top w:val="single" w:color="C9D2DC" w:sz="4"/>
+              <w:left w:val="single" w:color="C9D2DC" w:sz="4"/>
+              <w:bottom w:val="single" w:color="C9D2DC" w:sz="4"/>
+              <w:right w:val="single" w:color="C9D2DC" w:sz="4"/>
+            </w:tcBorders>
+            <w:tcMar>
+              <w:top w:type="dxa" w:w="60"/>
+              <w:left w:type="dxa" w:w="100"/>
+              <w:bottom w:type="dxa" w:w="60"/>
+              <w:right w:type="dxa" w:w="100"/>
+            </w:tcMar>
+          </w:tcPr>
+          <w:p>
+            <w:r>
+              <w:rPr>
+                <w:rFonts w:ascii="Arial" w:cs="Arial" w:eastAsia="Arial" w:hAnsi="Arial"/>
+                <w:b w:val="false"/>
+                <w:bCs w:val="false"/>
+                <w:color w:val="23366F"/>
+                <w:sz w:val="18"/>
+                <w:szCs w:val="18"/>
+              </w:rPr>
               <w:t xml:space="preserve">Administración de contenidos y promociones</w:t>
             </w:r>
           </w:p>
@@ -1358,7 +1455,6 @@
               <w:bottom w:val="single" w:color="C9D2DC" w:sz="4"/>
               <w:right w:val="single" w:color="C9D2DC" w:sz="4"/>
             </w:tcBorders>
-            <w:shd w:fill="F3F5F6" w:color="auto" w:val="clear"/>
             <w:tcMar>
               <w:top w:type="dxa" w:w="60"/>
               <w:left w:type="dxa" w:w="100"/>
@@ -1389,7 +1485,6 @@
               <w:bottom w:val="single" w:color="C9D2DC" w:sz="4"/>
               <w:right w:val="single" w:color="C9D2DC" w:sz="4"/>
             </w:tcBorders>
-            <w:shd w:fill="F3F5F6" w:color="auto" w:val="clear"/>
             <w:tcMar>
               <w:top w:type="dxa" w:w="60"/>
               <w:left w:type="dxa" w:w="100"/>
@@ -1522,7 +1617,7 @@
           <w:sz w:val="21"/>
           <w:szCs w:val="21"/>
         </w:rPr>
-        <w:t xml:space="preserve">Verificación automática con 996 comprobaciones sin fallas, incluidas tres compras completas dentro del sitio.</w:t>
+        <w:t xml:space="preserve">Verificación automática con 1.027 comprobaciones sin fallas, incluidas tres compras completas dentro del sitio y las conversaciones de MatIAs.</w:t>
       </w:r>
     </w:p>
     <w:p>
@@ -1634,38 +1729,7 @@
           <w:sz w:val="21"/>
           <w:szCs w:val="21"/>
         </w:rPr>
-        <w:t xml:space="preserve">Configuración con visibilidad por contenido, dirección de cada herramienta, solicitudes recibidas y medición descargable.</w:t>
-      </w:r>
-    </w:p>
-    <w:p>
-      <w:pPr>
-        <w:spacing w:after="120" w:line="300"/>
-      </w:pPr>
-      <w:r>
-        <w:rPr>
-          <w:rFonts w:ascii="Arial" w:cs="Arial" w:eastAsia="Arial" w:hAnsi="Arial"/>
-          <w:color w:val="23366F"/>
-          <w:sz w:val="21"/>
-          <w:szCs w:val="21"/>
-        </w:rPr>
-        <w:t xml:space="preserve">Integraciones: SOAP, Celular Protegido, la denuncia de vehículo, la de vida, el reembolso y el pago cargan su formulario oficial dentro del sitio. Auto Digital, Hogar Fácil Plus y Protección Urgencias se pueden cotizar y contratar de punta a punta con cotizadores de demostración (datos ficticios, sin cobro), que muestran la experiencia completa hasta que Zurich entregue la dirección de su formulario. Todo se valida con TI de Zurich antes de publicar.</w:t>
-      </w:r>
-    </w:p>
-    <w:p>
-      <w:pPr>
-        <w:pStyle w:val="Heading1"/>
-        <w:spacing w:after="160" w:before="360"/>
-      </w:pPr>
-      <w:r>
-        <w:rPr>
-          <w:rFonts w:ascii="Arial" w:cs="Arial" w:eastAsia="Arial" w:hAnsi="Arial"/>
-          <w:b/>
-          <w:bCs/>
-          <w:color w:val="2167AE"/>
-          <w:sz w:val="32"/>
-          <w:szCs w:val="32"/>
-        </w:rPr>
-        <w:t xml:space="preserve">Casos de uso</w:t>
+        <w:t xml:space="preserve">MatIAs, tu IA de seguros: reconoce al cliente con dos datos y lo lleva a sus precios, le explica el plan que está mirando y responde cómo pedir un reembolso, denunciar un siniestro o pagar, con la información oficial de Zurich.</w:t>
       </w:r>
     </w:p>
     <w:p>
@@ -1684,7 +1748,38 @@
           <w:sz w:val="21"/>
           <w:szCs w:val="21"/>
         </w:rPr>
-        <w:t xml:space="preserve">Una clienta ve la oferta del mes de Auto Digital en la portada, revisa las coberturas por plan y abre el cotizador sin salir del banco.</w:t>
+        <w:t xml:space="preserve">Configuración con visibilidad por contenido, dirección de cada herramienta, solicitudes recibidas y medición descargable.</w:t>
+      </w:r>
+    </w:p>
+    <w:p>
+      <w:pPr>
+        <w:spacing w:after="120" w:line="300"/>
+      </w:pPr>
+      <w:r>
+        <w:rPr>
+          <w:rFonts w:ascii="Arial" w:cs="Arial" w:eastAsia="Arial" w:hAnsi="Arial"/>
+          <w:color w:val="23366F"/>
+          <w:sz w:val="21"/>
+          <w:szCs w:val="21"/>
+        </w:rPr>
+        <w:t xml:space="preserve">Integraciones: SOAP, Celular Protegido, la denuncia de vehículo, la de vida, el reembolso y el pago cargan su formulario oficial dentro del sitio. Auto Digital, Hogar Fácil Plus y Protección Urgencias se pueden cotizar y contratar de punta a punta con cotizadores de demostración (datos ficticios, sin cobro), que muestran la experiencia completa hasta que Zurich entregue la dirección de su formulario. Todo se valida con TI de Zurich antes de publicar.</w:t>
+      </w:r>
+    </w:p>
+    <w:p>
+      <w:pPr>
+        <w:pStyle w:val="Heading1"/>
+        <w:spacing w:after="160" w:before="360"/>
+      </w:pPr>
+      <w:r>
+        <w:rPr>
+          <w:rFonts w:ascii="Arial" w:cs="Arial" w:eastAsia="Arial" w:hAnsi="Arial"/>
+          <w:b/>
+          <w:bCs/>
+          <w:color w:val="2167AE"/>
+          <w:sz w:val="32"/>
+          <w:szCs w:val="32"/>
+        </w:rPr>
+        <w:t xml:space="preserve">Casos de uso</w:t>
       </w:r>
     </w:p>
     <w:p>
@@ -1703,7 +1798,7 @@
           <w:sz w:val="21"/>
           <w:szCs w:val="21"/>
         </w:rPr>
-        <w:t xml:space="preserve">Un cliente con un choque entra a «Denunciar un siniestro de vehículo» desde la portada y llega directo al formulario oficial.</w:t>
+        <w:t xml:space="preserve">Una clienta ve la oferta del mes de Auto Digital en la portada, revisa las coberturas por plan y abre el cotizador sin salir del banco.</w:t>
       </w:r>
     </w:p>
     <w:p>
@@ -1722,7 +1817,45 @@
           <w:sz w:val="21"/>
           <w:szCs w:val="21"/>
         </w:rPr>
+        <w:t xml:space="preserve">Un cliente con un choque entra a «Denunciar un siniestro de vehículo» desde la portada y llega directo al formulario oficial.</w:t>
+      </w:r>
+    </w:p>
+    <w:p>
+      <w:pPr>
+        <w:pStyle w:val="ListParagraph"/>
+        <w:numPr>
+          <w:ilvl w:val="0"/>
+          <w:numId w:val="2"/>
+        </w:numPr>
+        <w:spacing w:after="80" w:line="290"/>
+      </w:pPr>
+      <w:r>
+        <w:rPr>
+          <w:rFonts w:ascii="Arial" w:cs="Arial" w:eastAsia="Arial" w:hAnsi="Arial"/>
+          <w:color w:val="23366F"/>
+          <w:sz w:val="21"/>
+          <w:szCs w:val="21"/>
+        </w:rPr>
         <w:t xml:space="preserve">Una persona interesada en el Seguro Oncológico Familiar Directo deja sus datos y recibe la confirmación de que un asesor la contactará.</w:t>
+      </w:r>
+    </w:p>
+    <w:p>
+      <w:pPr>
+        <w:pStyle w:val="ListParagraph"/>
+        <w:numPr>
+          <w:ilvl w:val="0"/>
+          <w:numId w:val="2"/>
+        </w:numPr>
+        <w:spacing w:after="80" w:line="290"/>
+      </w:pPr>
+      <w:r>
+        <w:rPr>
+          <w:rFonts w:ascii="Arial" w:cs="Arial" w:eastAsia="Arial" w:hAnsi="Arial"/>
+          <w:color w:val="23366F"/>
+          <w:sz w:val="21"/>
+          <w:szCs w:val="21"/>
+        </w:rPr>
+        <w:t xml:space="preserve">Un cliente pregunta a MatIAs cómo pedir el reembolso de su dentista y recibe los pasos oficiales; otro le da su RUT y su patente y llega directo a sus precios.</w:t>
       </w:r>
     </w:p>
     <w:p>

--- a/_entregables/descripcion_publicitaria_seguros_zurich_bice.docx
+++ b/_entregables/descripcion_publicitaria_seguros_zurich_bice.docx
@@ -1617,7 +1617,7 @@
           <w:sz w:val="21"/>
           <w:szCs w:val="21"/>
         </w:rPr>
-        <w:t xml:space="preserve">Verificación automática con 1.027 comprobaciones sin fallas, incluidas tres compras completas dentro del sitio y las conversaciones de MatIAs.</w:t>
+        <w:t xml:space="preserve">Verificación automática con 1.051 comprobaciones sin fallas, incluidas tres compras completas dentro del sitio y las conversaciones de MatIAs.</w:t>
       </w:r>
     </w:p>
     <w:p>

--- a/_entregables/descripcion_publicitaria_seguros_zurich_bice.docx
+++ b/_entregables/descripcion_publicitaria_seguros_zurich_bice.docx
@@ -1617,7 +1617,7 @@
           <w:sz w:val="21"/>
           <w:szCs w:val="21"/>
         </w:rPr>
-        <w:t xml:space="preserve">Verificación automática con 1.051 comprobaciones sin fallas, incluidas tres compras completas dentro del sitio y las conversaciones de MatIAs.</w:t>
+        <w:t xml:space="preserve">Verificación automática con 1.053 comprobaciones sin fallas, incluidas tres compras completas dentro del sitio y las conversaciones de MatIAs.</w:t>
       </w:r>
     </w:p>
     <w:p>

--- a/_entregables/descripcion_publicitaria_seguros_zurich_bice.docx
+++ b/_entregables/descripcion_publicitaria_seguros_zurich_bice.docx
@@ -1617,7 +1617,7 @@
           <w:sz w:val="21"/>
           <w:szCs w:val="21"/>
         </w:rPr>
-        <w:t xml:space="preserve">Verificación automática con 1.053 comprobaciones sin fallas, incluidas tres compras completas dentro del sitio y las conversaciones de MatIAs.</w:t>
+        <w:t xml:space="preserve">Verificación automática con 1.062 comprobaciones sin fallas, incluidas tres compras completas dentro del sitio y las conversaciones de MatIAs.</w:t>
       </w:r>
     </w:p>
     <w:p>
